--- a/docs/vignettes/20_multiple_linear_regression_vignette/multiple_linear_regression.docx
+++ b/docs/vignettes/20_multiple_linear_regression_vignette/multiple_linear_regression.docx
@@ -4299,7 +4299,7 @@
       <w:r>
         <w:drawing>
           <wp:inline>
-            <wp:extent cx="5486400" cy="4572000"/>
+            <wp:extent cx="5504749" cy="4587290"/>
             <wp:effectExtent b="0" l="0" r="0" t="0"/>
             <wp:docPr descr="" title="" id="32" name="Picture"/>
             <a:graphic>
@@ -4320,7 +4320,7 @@
                   <pic:spPr bwMode="auto">
                     <a:xfrm>
                       <a:off x="0" y="0"/>
-                      <a:ext cx="5486400" cy="4572000"/>
+                      <a:ext cx="5504749" cy="4587290"/>
                     </a:xfrm>
                     <a:prstGeom prst="rect">
                       <a:avLst/>
@@ -6555,7 +6555,7 @@
       <w:r>
         <w:drawing>
           <wp:inline>
-            <wp:extent cx="3200400" cy="3200400"/>
+            <wp:extent cx="3211103" cy="3211103"/>
             <wp:effectExtent b="0" l="0" r="0" t="0"/>
             <wp:docPr descr="" title="" id="55" name="Picture"/>
             <a:graphic>
@@ -6576,7 +6576,7 @@
                   <pic:spPr bwMode="auto">
                     <a:xfrm>
                       <a:off x="0" y="0"/>
-                      <a:ext cx="3200400" cy="3200400"/>
+                      <a:ext cx="3211103" cy="3211103"/>
                     </a:xfrm>
                     <a:prstGeom prst="rect">
                       <a:avLst/>
@@ -12172,7 +12172,7 @@
       <w:r>
         <w:drawing>
           <wp:inline>
-            <wp:extent cx="5943600" cy="4457700"/>
+            <wp:extent cx="5943600" cy="4457699"/>
             <wp:effectExtent b="0" l="0" r="0" t="0"/>
             <wp:docPr descr="" title="" id="83" name="Picture"/>
             <a:graphic>
@@ -12193,7 +12193,7 @@
                   <pic:spPr bwMode="auto">
                     <a:xfrm>
                       <a:off x="0" y="0"/>
-                      <a:ext cx="5943600" cy="4457700"/>
+                      <a:ext cx="5943600" cy="4457699"/>
                     </a:xfrm>
                     <a:prstGeom prst="rect">
                       <a:avLst/>
